--- a/datasheet_gen/word_templates/EFT.docx
+++ b/datasheet_gen/word_templates/EFT.docx
@@ -981,60 +981,11 @@
         <w:t>Functional check is conducted as per SOP reference number: {{ sop_reference }}.</w:t>
       </w:r>
     </w:p>
-    <w:tbl>
-      <w:tblPr>
-        <w:tblW w:type="auto" w:w="0"/>
-        <w:tblLook w:firstColumn="1" w:firstRow="1" w:lastColumn="0" w:lastRow="0" w:noHBand="0" w:noVBand="1" w:val="04A0"/>
-      </w:tblPr>
-      <w:tblGrid>
-        <w:gridCol w:w="9026"/>
-      </w:tblGrid>
-      <w:tr>
-        <w:tc>
-          <w:tcPr>
-            <w:tcW w:type="dxa" w:w="9026"/>
-          </w:tcPr>
-          <w:p>
-            <w:pPr>
-              <w:jc w:val="center"/>
-            </w:pPr>
-            <w:r>
-              <w:t>{{ img_fc_1 }}</w:t>
-            </w:r>
-          </w:p>
-        </w:tc>
-      </w:tr>
-      <w:tr>
-        <w:tc>
-          <w:tcPr>
-            <w:tcW w:type="dxa" w:w="9026"/>
-          </w:tcPr>
-          <w:p>
-            <w:pPr>
-              <w:jc w:val="center"/>
-            </w:pPr>
-            <w:r>
-              <w:t>{{ img_fc_2 }}</w:t>
-            </w:r>
-          </w:p>
-        </w:tc>
-      </w:tr>
-      <w:tr>
-        <w:tc>
-          <w:tcPr>
-            <w:tcW w:type="dxa" w:w="9026"/>
-          </w:tcPr>
-          <w:p>
-            <w:pPr>
-              <w:jc w:val="center"/>
-            </w:pPr>
-            <w:r>
-              <w:t>{{ img_fc_3 }}</w:t>
-            </w:r>
-          </w:p>
-        </w:tc>
-      </w:tr>
-    </w:tbl>
+    <w:p>
+      <w:r>
+        <w:t>[[functional check images]]</w:t>
+      </w:r>
+    </w:p>
     <w:p>
       <w:pPr>
         <w:spacing w:after="0"/>
